--- a/docx/knowledge-base/topic-selection/danh-sach-topic-paper-va-implementation.docx
+++ b/docx/knowledge-base/topic-selection/danh-sach-topic-paper-va-implementation.docx
@@ -791,7 +791,7 @@
         </w:rPr>
         <w:t xml:space="preserve">: </w:t>
       </w:r>
-      <w:hyperlink w:history="1" r:id="rIdgz26biiajbrpsz7v4sudu">
+      <w:hyperlink w:history="1" r:id="rId2_jhiz95yqlveekxiefxl">
         <w:r>
           <w:rPr>
             <w:rStyle w:val="Hyperlink"/>
@@ -830,7 +830,7 @@
         </w:rPr>
         <w:t xml:space="preserve">: </w:t>
       </w:r>
-      <w:hyperlink w:history="1" r:id="rIdwn9m1ckgjnoyfa8xdziv0">
+      <w:hyperlink w:history="1" r:id="rIdx28o9esrhq4su7b6zpadk">
         <w:r>
           <w:rPr>
             <w:rStyle w:val="Hyperlink"/>
@@ -869,7 +869,7 @@
         </w:rPr>
         <w:t xml:space="preserve">: </w:t>
       </w:r>
-      <w:hyperlink w:history="1" r:id="rIdqzwgbrymwwaxataoo-yrj">
+      <w:hyperlink w:history="1" r:id="rIdkxsoaid2i96z9hltmqc6s">
         <w:r>
           <w:rPr>
             <w:rStyle w:val="Hyperlink"/>
@@ -925,7 +925,7 @@
         </w:rPr>
         <w:t xml:space="preserve">: </w:t>
       </w:r>
-      <w:hyperlink w:history="1" r:id="rIdixqq7qpophegrwcldngdr">
+      <w:hyperlink w:history="1" r:id="rIdond4sittgqkke0slbch8h">
         <w:r>
           <w:rPr>
             <w:rStyle w:val="Hyperlink"/>
@@ -964,7 +964,7 @@
         </w:rPr>
         <w:t xml:space="preserve">: </w:t>
       </w:r>
-      <w:hyperlink w:history="1" r:id="rIdszaybuilg1rx484wqmb0f">
+      <w:hyperlink w:history="1" r:id="rIdvizuiiniyp6caquwngu1o">
         <w:r>
           <w:rPr>
             <w:rStyle w:val="Hyperlink"/>
@@ -1003,7 +1003,7 @@
         </w:rPr>
         <w:t xml:space="preserve">: </w:t>
       </w:r>
-      <w:hyperlink w:history="1" r:id="rIdp2i-tsxhypcm2x11hkzbz">
+      <w:hyperlink w:history="1" r:id="rId4gfryos751fk-hearihlw">
         <w:r>
           <w:rPr>
             <w:rStyle w:val="Hyperlink"/>
@@ -1059,7 +1059,7 @@
         </w:rPr>
         <w:t xml:space="preserve">: </w:t>
       </w:r>
-      <w:hyperlink w:history="1" r:id="rIdbbdj1vaazsfrppl73fv6p">
+      <w:hyperlink w:history="1" r:id="rIdk3dqff4hhlrpkzzyr1klu">
         <w:r>
           <w:rPr>
             <w:rStyle w:val="Hyperlink"/>
@@ -1098,7 +1098,7 @@
         </w:rPr>
         <w:t xml:space="preserve">: </w:t>
       </w:r>
-      <w:hyperlink w:history="1" r:id="rId3pvjnqlp1yhwkctwt7hx_">
+      <w:hyperlink w:history="1" r:id="rIdcgqbc7g8mmjerkmodsw7e">
         <w:r>
           <w:rPr>
             <w:rStyle w:val="Hyperlink"/>
@@ -1442,7 +1442,7 @@
         </w:numPr>
         <w:spacing w:after="80" w:line="320"/>
       </w:pPr>
-      <w:hyperlink w:history="1" r:id="rIdsmrnhjma5_guzxdpcy4ul">
+      <w:hyperlink w:history="1" r:id="rIdoq4ffyry65pq0cgyhgygx">
         <w:r>
           <w:rPr>
             <w:rStyle w:val="Hyperlink"/>
@@ -1498,7 +1498,7 @@
         </w:rPr>
         <w:t xml:space="preserve">: </w:t>
       </w:r>
-      <w:hyperlink w:history="1" r:id="rIdbv-6p8wavathqo_zvrjhw">
+      <w:hyperlink w:history="1" r:id="rIdtaulrpazdqrzczgrbdz2l">
         <w:r>
           <w:rPr>
             <w:rStyle w:val="Hyperlink"/>
@@ -1554,7 +1554,7 @@
         </w:rPr>
         <w:t xml:space="preserve">: </w:t>
       </w:r>
-      <w:hyperlink w:history="1" r:id="rIdyawkam8q18kap2b0ttok6">
+      <w:hyperlink w:history="1" r:id="rIdxjxanpffygnvmbkeo6r-a">
         <w:r>
           <w:rPr>
             <w:rStyle w:val="Hyperlink"/>
@@ -1861,7 +1861,7 @@
         </w:numPr>
         <w:spacing w:after="80" w:line="320"/>
       </w:pPr>
-      <w:hyperlink w:history="1" r:id="rIdsivyrkoxy-2as21dgixj5">
+      <w:hyperlink w:history="1" r:id="rIdpzxfw3umacvi7fom2ml9a">
         <w:r>
           <w:rPr>
             <w:rStyle w:val="Hyperlink"/>
@@ -1926,7 +1926,7 @@
         </w:rPr>
         <w:t xml:space="preserve">: </w:t>
       </w:r>
-      <w:hyperlink w:history="1" r:id="rId2p9ye5ugpw7voz9u0uyzh">
+      <w:hyperlink w:history="1" r:id="rId85xwk3wpqj1mrwglgzeta">
         <w:r>
           <w:rPr>
             <w:rStyle w:val="Hyperlink"/>
@@ -2314,7 +2314,7 @@
         </w:numPr>
         <w:spacing w:after="80" w:line="320"/>
       </w:pPr>
-      <w:hyperlink w:history="1" r:id="rIdam3loy-p7vm2ygk8gblxn">
+      <w:hyperlink w:history="1" r:id="rIdoyw9jw7menwtbvjzpa6kt">
         <w:r>
           <w:rPr>
             <w:rStyle w:val="Hyperlink"/>
@@ -2370,7 +2370,7 @@
         </w:rPr>
         <w:t xml:space="preserve">: </w:t>
       </w:r>
-      <w:hyperlink w:history="1" r:id="rIda6bfwagdbx2b-r4hvbr7y">
+      <w:hyperlink w:history="1" r:id="rIdoruatp05oc2vh5m28-c4s">
         <w:r>
           <w:rPr>
             <w:rStyle w:val="Hyperlink"/>
@@ -2409,7 +2409,7 @@
         </w:rPr>
         <w:t xml:space="preserve">: </w:t>
       </w:r>
-      <w:hyperlink w:history="1" r:id="rId3e10idxhurot2xohki_zb">
+      <w:hyperlink w:history="1" r:id="rIdnxrzkyrr8ekxnfiakfbyl">
         <w:r>
           <w:rPr>
             <w:rStyle w:val="Hyperlink"/>
@@ -2465,7 +2465,7 @@
         </w:rPr>
         <w:t xml:space="preserve">: </w:t>
       </w:r>
-      <w:hyperlink w:history="1" r:id="rId6hx2l8p1cjliuvaqylezq">
+      <w:hyperlink w:history="1" r:id="rId1-klysv_kxsgwrjk0a6b3">
         <w:r>
           <w:rPr>
             <w:rStyle w:val="Hyperlink"/>
@@ -2790,7 +2790,7 @@
         </w:numPr>
         <w:spacing w:after="80" w:line="320"/>
       </w:pPr>
-      <w:hyperlink w:history="1" r:id="rId-yfvxqlnjdor68fyt8dmo">
+      <w:hyperlink w:history="1" r:id="rIdtsfguxhugf_qevsoj_fm0">
         <w:r>
           <w:rPr>
             <w:rStyle w:val="Hyperlink"/>
@@ -2846,7 +2846,7 @@
         </w:rPr>
         <w:t xml:space="preserve">: </w:t>
       </w:r>
-      <w:hyperlink w:history="1" r:id="rIdunc0ba4x0nk4f27lnnpv9">
+      <w:hyperlink w:history="1" r:id="rIdufaxyvqg7gjyf4b2cwiky">
         <w:r>
           <w:rPr>
             <w:rStyle w:val="Hyperlink"/>
@@ -2885,7 +2885,7 @@
         </w:rPr>
         <w:t xml:space="preserve">: </w:t>
       </w:r>
-      <w:hyperlink w:history="1" r:id="rId5wagitgj_rvvzyzxk7ae7">
+      <w:hyperlink w:history="1" r:id="rId3s6qzy1or0y8ozgb6epgm">
         <w:r>
           <w:rPr>
             <w:rStyle w:val="Hyperlink"/>
@@ -3263,7 +3263,7 @@
         </w:numPr>
         <w:spacing w:after="80" w:line="320"/>
       </w:pPr>
-      <w:hyperlink w:history="1" r:id="rIddn9j1ewivhgatvwn7fo95">
+      <w:hyperlink w:history="1" r:id="rIdakw_jenqszdmkguwn30oq">
         <w:r>
           <w:rPr>
             <w:rStyle w:val="Hyperlink"/>
@@ -3319,7 +3319,7 @@
         </w:rPr>
         <w:t xml:space="preserve">: </w:t>
       </w:r>
-      <w:hyperlink w:history="1" r:id="rId97gtyoned_gdaqrgq5enq">
+      <w:hyperlink w:history="1" r:id="rId0gepmajjyj6c2k26spxhx">
         <w:r>
           <w:rPr>
             <w:rStyle w:val="Hyperlink"/>
@@ -3734,7 +3734,7 @@
         </w:numPr>
         <w:spacing w:after="80" w:line="320"/>
       </w:pPr>
-      <w:hyperlink w:history="1" r:id="rIdqpuuj-c_9etfihuqmbjyt">
+      <w:hyperlink w:history="1" r:id="rIdpwwz2wo7hiqejih7jyy7v">
         <w:r>
           <w:rPr>
             <w:rStyle w:val="Hyperlink"/>
@@ -3790,7 +3790,7 @@
         </w:rPr>
         <w:t xml:space="preserve">: </w:t>
       </w:r>
-      <w:hyperlink w:history="1" r:id="rIdcxjtshmxiaofb8sraxx-l">
+      <w:hyperlink w:history="1" r:id="rIdskdvvy-18k5y5yce653ry">
         <w:r>
           <w:rPr>
             <w:rStyle w:val="Hyperlink"/>
@@ -3829,7 +3829,7 @@
         </w:rPr>
         <w:t xml:space="preserve">: </w:t>
       </w:r>
-      <w:hyperlink w:history="1" r:id="rIdag8mkqwlm8fkrrogvp88q">
+      <w:hyperlink w:history="1" r:id="rIdcy4elxe5x3x2hq22kac4u">
         <w:r>
           <w:rPr>
             <w:rStyle w:val="Hyperlink"/>
@@ -4153,7 +4153,7 @@
         </w:numPr>
         <w:spacing w:after="80" w:line="320"/>
       </w:pPr>
-      <w:hyperlink w:history="1" r:id="rIdxyve_hlptqxkdcngkhfo9">
+      <w:hyperlink w:history="1" r:id="rIdhf4ywlr2bqncdwzezlvh-">
         <w:r>
           <w:rPr>
             <w:rStyle w:val="Hyperlink"/>
@@ -4209,7 +4209,7 @@
         </w:rPr>
         <w:t xml:space="preserve">: </w:t>
       </w:r>
-      <w:hyperlink w:history="1" r:id="rIdh3udr-d1ls6dqyog4cgj4">
+      <w:hyperlink w:history="1" r:id="rIdwav6ldzeebq6vobu3fshi">
         <w:r>
           <w:rPr>
             <w:rStyle w:val="Hyperlink"/>
@@ -4515,7 +4515,7 @@
         </w:rPr>
         <w:t xml:space="preserve">bài gốc được Illumina trích dẫn trong tài liệu chính thức: </w:t>
       </w:r>
-      <w:hyperlink w:history="1" r:id="rIdqnvlty1ao-klfaepxxxze">
+      <w:hyperlink w:history="1" r:id="rIdgajgkghbrxiojkaotfige">
         <w:r>
           <w:rPr>
             <w:rStyle w:val="Hyperlink"/>
@@ -4571,7 +4571,7 @@
         </w:rPr>
         <w:t xml:space="preserve">: </w:t>
       </w:r>
-      <w:hyperlink w:history="1" r:id="rIdbzyjrtdkhbws1jhnqajus">
+      <w:hyperlink w:history="1" r:id="rIdsw2nct2cwzc77zds3jgp0">
         <w:r>
           <w:rPr>
             <w:rStyle w:val="Hyperlink"/>
@@ -4841,7 +4841,7 @@
         </w:numPr>
         <w:spacing w:after="80" w:line="320"/>
       </w:pPr>
-      <w:hyperlink w:history="1" r:id="rIdqawce7uamyuke4woaovor">
+      <w:hyperlink w:history="1" r:id="rIdstoblg086lv2cioxiyp4w">
         <w:r>
           <w:rPr>
             <w:rStyle w:val="Hyperlink"/>
@@ -4897,7 +4897,7 @@
         </w:rPr>
         <w:t xml:space="preserve">: </w:t>
       </w:r>
-      <w:hyperlink w:history="1" r:id="rId5aksi0fztfqr99bdsbiu0">
+      <w:hyperlink w:history="1" r:id="rId4fuofday10ocj2cst_hgy">
         <w:r>
           <w:rPr>
             <w:rStyle w:val="Hyperlink"/>
